--- a/projects/valuepickr-open-screen/docs/Rappid Valves.docx
+++ b/projects/valuepickr-open-screen/docs/Rappid Valves.docx
@@ -2841,6 +2841,179 @@
           <w:szCs w:val="18"/>
         </w:rPr>
         <w:t xml:space="preserve">This is independent research and analysis for informational purposes only, not personalized financial or investment advice. Past multi-bagger performance and forum/social sentiment are not indicators of future returns. Do your own due diligence before investing.</w:t>
+      </w:r>
+    </w:p>
+    <w:p/>
+    <w:p>
+      <w:r>
+        <w:rPr>
+          <w:b/>
+          <w:sz w:val="28"/>
+        </w:rPr>
+        <w:t>🔄 RESEARCH UPDATE - 2026-10-05</w:t>
+      </w:r>
+    </w:p>
+    <w:p>
+      <w:r>
+        <w:rPr>
+          <w:b/>
+        </w:rPr>
+        <w:t>📊 Key Metrics:</w:t>
+      </w:r>
+    </w:p>
+    <w:p>
+      <w:pPr>
+        <w:ind w:left="360"/>
+      </w:pPr>
+      <w:r>
+        <w:t xml:space="preserve">  • Company: Rappid Valves (India) Ltd</w:t>
+      </w:r>
+    </w:p>
+    <w:p>
+      <w:pPr>
+        <w:ind w:left="360"/>
+      </w:pPr>
+      <w:r>
+        <w:t xml:space="preserve">  • Conviction: Not rated</w:t>
+      </w:r>
+    </w:p>
+    <w:p>
+      <w:pPr>
+        <w:ind w:left="360"/>
+      </w:pPr>
+      <w:r>
+        <w:t xml:space="preserve">  • Thesis: neither</w:t>
+      </w:r>
+    </w:p>
+    <w:p>
+      <w:pPr>
+        <w:ind w:left="360"/>
+      </w:pPr>
+      <w:r>
+        <w:t xml:space="preserve">  • 4-Box Score: 3.5</w:t>
+      </w:r>
+    </w:p>
+    <w:p>
+      <w:pPr>
+        <w:ind w:left="360"/>
+      </w:pPr>
+      <w:r>
+        <w:t xml:space="preserve">  • Research Date: 2026-09-16</w:t>
+      </w:r>
+    </w:p>
+    <w:p>
+      <w:pPr>
+        <w:ind w:left="360"/>
+      </w:pPr>
+      <w:r>
+        <w:t xml:space="preserve">  • Red Flag: HIGH CAUTION</w:t>
+      </w:r>
+    </w:p>
+    <w:p/>
+    <w:p>
+      <w:r>
+        <w:rPr>
+          <w:b/>
+        </w:rPr>
+        <w:t>📝 Verdict:</w:t>
+      </w:r>
+    </w:p>
+    <w:p>
+      <w:pPr>
+        <w:ind w:left="360"/>
+      </w:pPr>
+      <w:r>
+        <w:t>Real shipyard-qualified valve maker with genuine, dated Navy/BHEL order wins and a corrected (larger, cheaper-on-sales) revenue base - but this pass found the original 'ROCE ~48%' claim does not hold up (actual ROCE has collapsed to ~16.2% from 38% in FY23) and surfaced a serious cash-conversion crisis (negative operating cash flow, ballooning working-capital days, an emergency IPO-proceeds reallocation). HIGH CAUTION set; conviction downgraded to Low-Medium; thesis 'neither' pending clean cash-flow evidence.</w:t>
+      </w:r>
+    </w:p>
+    <w:p/>
+    <w:p>
+      <w:r>
+        <w:rPr>
+          <w:b/>
+        </w:rPr>
+        <w:t>📈 Bull Case:</w:t>
+      </w:r>
+    </w:p>
+    <w:p>
+      <w:pPr>
+        <w:ind w:left="360"/>
+      </w:pPr>
+      <w:r>
+        <w:t>Real, dated defence order flow: Rs 18.05 Cr BHEL naval order (Indian Navy FSS programme, ~34% of FY26 turnover) plus Rs 29.85 Cr further FSS orders in Q1 FY27 - a genuine, verifiable qualification-based moat (shipyard approvals), not just a forum claim</w:t>
+      </w:r>
+    </w:p>
+    <w:p>
+      <w:pPr>
+        <w:ind w:left="360"/>
+      </w:pPr>
+      <w:r>
+        <w:t>Order book up ~60% YoY to ~Rs 40 Cr executable, and Q1 FY27 revenue reaccelerated +28% YoY - the first real sign of the growth story resuming after a stalled FY26</w:t>
+      </w:r>
+    </w:p>
+    <w:p>
+      <w:pPr>
+        <w:ind w:left="360"/>
+      </w:pPr>
+      <w:r>
+        <w:t>Actual revenue base (Rs 53.23 Cr FY26) is roughly 2x the ~Rs 27 Cr originally assumed, meaning the market cap (~Rs 160 Cr, ~3x sales) is less stretched on a sales-multiple basis than the original '~6x trailing sales' framing suggested</w:t>
+      </w:r>
+    </w:p>
+    <w:p>
+      <w:pPr>
+        <w:ind w:left="360"/>
+      </w:pPr>
+      <w:r>
+        <w:t>Moderate absolute debt levels and a real India shipbuilding/defence-marine capex tailwind independent of company-specific execution</w:t>
+      </w:r>
+    </w:p>
+    <w:p/>
+    <w:p>
+      <w:r>
+        <w:rPr>
+          <w:b/>
+        </w:rPr>
+        <w:t>📉 Bear Case:</w:t>
+      </w:r>
+    </w:p>
+    <w:p>
+      <w:pPr>
+        <w:ind w:left="360"/>
+      </w:pPr>
+      <w:r>
+        <w:t>ROCE has collapsed from 38.08% (FY23) to 24.31% (FY24) to ~16.2% now - the original '~48% ROCE, elite capital efficiency' bull pillar does not hold up to primary-document verification</w:t>
+      </w:r>
+    </w:p>
+    <w:p>
+      <w:pPr>
+        <w:ind w:left="360"/>
+      </w:pPr>
+      <w:r>
+        <w:t>A genuine cash-conversion crisis: FY25 operating cash flow was -Rs 12.82 Cr against +Rs 9.93 Cr operating profit; debtor days worsened from 83 to 135-170 and working-capital days from ~59 to 233-234 over two years - profit is not converting to cash</w:t>
+      </w:r>
+    </w:p>
+    <w:p>
+      <w:pPr>
+        <w:ind w:left="360"/>
+      </w:pPr>
+      <w:r>
+        <w:t>Debt roughly doubled YoY (Rs 8.41 Cr FY25 -&gt; Rs 17.85 Cr FY26) alongside the working-capital deterioration, and shareholders had to approve redirecting Rs 7.64 Cr of IPO proceeds to plug the gap in March 2026 - the original capital plan proved insufficient</w:t>
+      </w:r>
+    </w:p>
+    <w:p>
+      <w:pPr>
+        <w:ind w:left="360"/>
+      </w:pPr>
+      <w:r>
+        <w:t>FY26 full-year revenue growth stalled to just +2.1% (Rs 52.13 Cr -&gt; Rs 53.23 Cr) despite the ~50%-growth narrative - only one quarter (Q1 FY27, +28% YoY) shows reacceleration, and government/PSU-linked receivables (BHEL/Navy) carry longer collection cycles that could keep straining working capital as the order book scales</w:t>
+      </w:r>
+    </w:p>
+    <w:p>
+      <w:pPr>
+        <w:ind w:left="360"/>
+      </w:pPr>
+      <w:r>
+        <w:t>Tiny, thinly-traded NSE SME listing (IPO Sep 2024) with a very short public disclosure history; original source is an untrusted, uncorroborated X seed</w:t>
       </w:r>
     </w:p>
     <w:sectPr>
